--- a/report/report.docx
+++ b/report/report.docx
@@ -42,7 +42,7 @@
           <w:bdr w:val="single" w:sz="24" w:space="9" w:color="12305C"/>
           <w:shd w:fill="F2F5FA" w:val="clear"/>
         </w:rPr>
-        <w:t xml:space="preserve"> Nziza Pacifique</w:t>
+        <w:t xml:space="preserve"> Nziza Aime Pacifique</w:t>
       </w:r>
     </w:p>
     <w:p>
@@ -71,7 +71,7 @@
           <w:bdr w:val="single" w:sz="24" w:space="9" w:color="12305C"/>
           <w:shd w:fill="F2F5FA" w:val="clear"/>
         </w:rPr>
-        <w:t xml:space="preserve"> [paste your video link here]</w:t>
+        <w:t xml:space="preserve"> https://drive.google.com/file/d/1ZsFxY9nqWZWnrMkExikMvVPvDAjsUNLA/view?usp=sharing</w:t>
       </w:r>
     </w:p>
     <w:p>
